--- a/Оператор автоматических и полуавтоматических станков и линий станков/повышения квалификации 15474 Оператор станков/103. ПО_КПК_ФОС_Оператор станков_4_разр ОП.0.0.docx
+++ b/Оператор автоматических и полуавтоматических станков и линий станков/повышения квалификации 15474 Оператор станков/103. ПО_КПК_ФОС_Оператор станков_4_разр ОП.0.0.docx
@@ -1130,7 +1130,7 @@
           <w:rFonts w:ascii="Times New Roman" w:hAnsi="Times New Roman"/>
           <w:sz w:val="28"/>
         </w:rPr>
-        <w:t>15. Какой документ регламентирует порядок аттестации рабочего места по условиям труда?</w:t>
+        <w:t>15. Какой документ регламентирует порядок проведения специальной оценки условий труда (СОУТ) на рабочем месте по условиям труда?</w:t>
       </w:r>
     </w:p>
     <w:p>
